--- a/기획/퀘스트 시스템과 퀘스트 창.docx
+++ b/기획/퀘스트 시스템과 퀘스트 창.docx
@@ -150,7 +150,6 @@
       <w:pPr>
         <w:ind w:left="800"/>
         <w:rPr>
-          <w:rFonts w:hint="eastAsia"/>
           <w:sz w:val="24"/>
         </w:rPr>
       </w:pPr>
@@ -270,95 +269,41 @@
       <w:r>
         <w:rPr>
           <w:rFonts w:hint="eastAsia"/>
-        </w:rPr>
-        <w:t xml:space="preserve">: </w:t>
-      </w:r>
-      <w:r>
-        <w:rPr>
-          <w:rFonts w:hint="eastAsia"/>
-        </w:rPr>
-        <w:t>특정 몬스터를 지정된 수만큼 처치</w:t>
-      </w:r>
-    </w:p>
-    <w:p>
-      <w:r>
-        <w:tab/>
-      </w:r>
-      <w:r>
-        <w:tab/>
-      </w:r>
-      <w:r>
-        <w:rPr>
-          <w:rFonts w:hint="eastAsia"/>
-        </w:rPr>
-        <w:t xml:space="preserve">- </w:t>
-      </w:r>
-      <w:r>
-        <w:rPr>
-          <w:rFonts w:hint="eastAsia"/>
           <w:b/>
           <w:bCs/>
         </w:rPr>
-        <w:t>수집</w:t>
-      </w:r>
-      <w:r>
-        <w:rPr>
-          <w:rFonts w:hint="eastAsia"/>
-        </w:rPr>
-        <w:t xml:space="preserve">(판매): 특정 </w:t>
-      </w:r>
-      <w:r>
-        <w:rPr>
-          <w:rFonts w:hint="eastAsia"/>
-        </w:rPr>
-        <w:t>스크랩</w:t>
-      </w:r>
-      <w:r>
-        <w:rPr>
-          <w:rFonts w:hint="eastAsia"/>
-        </w:rPr>
-        <w:t>을 판매기에 팔거나, 특정 금액</w:t>
-      </w:r>
-      <w:r>
-        <w:rPr>
-          <w:rFonts w:hint="eastAsia"/>
-        </w:rPr>
-        <w:t xml:space="preserve"> 이상</w:t>
-      </w:r>
-      <w:r>
-        <w:rPr>
-          <w:rFonts w:hint="eastAsia"/>
-        </w:rPr>
-        <w:t xml:space="preserve"> </w:t>
-      </w:r>
-      <w:r>
-        <w:rPr>
-          <w:rFonts w:hint="eastAsia"/>
-        </w:rPr>
-        <w:t>팔</w:t>
-      </w:r>
-      <w:r>
-        <w:rPr>
-          <w:rFonts w:hint="eastAsia"/>
-        </w:rPr>
-        <w:t>기</w:t>
-      </w:r>
-    </w:p>
-    <w:p>
-      <w:pPr>
-        <w:ind w:left="1600"/>
-      </w:pPr>
-      <w:r>
-        <w:rPr>
-          <w:rFonts w:hint="eastAsia"/>
-        </w:rPr>
-        <w:t>-</w:t>
-      </w:r>
-      <w:r>
-        <w:rPr>
-          <w:rFonts w:hint="eastAsia"/>
-        </w:rPr>
-        <w:t xml:space="preserve"> </w:t>
+        <w:t>, Kill</w:t>
+      </w:r>
+      <w:r>
+        <w:rPr>
+          <w:rFonts w:hint="eastAsia"/>
+        </w:rPr>
+        <w:t xml:space="preserve">: </w:t>
+      </w:r>
+      <w:r>
+        <w:rPr>
+          <w:rFonts w:hint="eastAsia"/>
+        </w:rPr>
+        <w:t>특정 몬스터를 지정된 수만큼 처치</w:t>
+      </w:r>
+    </w:p>
+    <w:p>
+      <w:pPr>
+        <w:rPr>
+          <w:rFonts w:hint="eastAsia"/>
+        </w:rPr>
+      </w:pPr>
+      <w:r>
+        <w:tab/>
+      </w:r>
+      <w:r>
+        <w:tab/>
+      </w:r>
+      <w:r>
+        <w:rPr>
+          <w:rFonts w:hint="eastAsia"/>
+        </w:rPr>
+        <w:t xml:space="preserve">- </w:t>
       </w:r>
       <w:r>
         <w:rPr>
@@ -366,78 +311,7 @@
           <w:b/>
           <w:bCs/>
         </w:rPr>
-        <w:t>심부름</w:t>
-      </w:r>
-      <w:r>
-        <w:rPr>
-          <w:rFonts w:hint="eastAsia"/>
-        </w:rPr>
-        <w:t>: 특정 아이템을 기지(Base)</w:t>
-      </w:r>
-      <w:r>
-        <w:rPr>
-          <w:rFonts w:hint="eastAsia"/>
-        </w:rPr>
-        <w:t>로 옮기</w:t>
-      </w:r>
-      <w:r>
-        <w:rPr>
-          <w:rFonts w:hint="eastAsia"/>
-        </w:rPr>
-        <w:t>기</w:t>
-      </w:r>
-      <w:r>
-        <w:rPr>
-          <w:rFonts w:hint="eastAsia"/>
-        </w:rPr>
-        <w:t>(</w:t>
-      </w:r>
-      <w:r>
-        <w:rPr>
-          <w:rFonts w:hint="eastAsia"/>
-        </w:rPr>
-        <w:t xml:space="preserve">= </w:t>
-      </w:r>
-      <w:r>
-        <w:rPr>
-          <w:rFonts w:hint="eastAsia"/>
-        </w:rPr>
-        <w:t xml:space="preserve">기지 </w:t>
-      </w:r>
-      <w:r>
-        <w:rPr>
-          <w:rFonts w:hint="eastAsia"/>
-        </w:rPr>
-        <w:t>안</w:t>
-      </w:r>
-      <w:r>
-        <w:rPr>
-          <w:rFonts w:hint="eastAsia"/>
-        </w:rPr>
-        <w:t>에 특정 아이템</w:t>
-      </w:r>
-      <w:r>
-        <w:rPr>
-          <w:rFonts w:hint="eastAsia"/>
-        </w:rPr>
-        <w:t xml:space="preserve"> </w:t>
-      </w:r>
-      <w:r>
-        <w:rPr>
-          <w:rFonts w:hint="eastAsia"/>
-        </w:rPr>
-        <w:t>버리기)</w:t>
-      </w:r>
-    </w:p>
-    <w:p>
-      <w:pPr>
-        <w:ind w:left="1600" w:firstLine="5"/>
-      </w:pPr>
-      <w:r>
-        <w:rPr>
-          <w:rFonts w:hint="eastAsia"/>
-        </w:rPr>
-        <w:t xml:space="preserve">- </w:t>
+        <w:t>수집</w:t>
       </w:r>
       <w:r>
         <w:rPr>
@@ -445,223 +319,105 @@
           <w:b/>
           <w:bCs/>
         </w:rPr>
-        <w:t>상호작용</w:t>
-      </w:r>
-      <w:r>
-        <w:rPr>
-          <w:rFonts w:hint="eastAsia"/>
-        </w:rPr>
-        <w:t>: 특정 도구</w:t>
-      </w:r>
-      <w:r>
-        <w:rPr>
-          <w:rFonts w:hint="eastAsia"/>
-        </w:rPr>
-        <w:t>를 특정 횟수만큼</w:t>
-      </w:r>
-      <w:r>
-        <w:rPr>
-          <w:rFonts w:hint="eastAsia"/>
-        </w:rPr>
-        <w:t xml:space="preserve"> 사용하기</w:t>
-      </w:r>
-      <w:r>
-        <w:rPr>
-          <w:rFonts w:hint="eastAsia"/>
-        </w:rPr>
-        <w:t>, 특정 큐브에 있는 판매기 사용하기</w:t>
-      </w:r>
-    </w:p>
-    <w:p>
-      <w:r>
-        <w:tab/>
-      </w:r>
-      <w:r>
-        <w:tab/>
-      </w:r>
-      <w:r>
-        <w:rPr>
-          <w:rFonts w:hint="eastAsia"/>
-        </w:rPr>
-        <w:t xml:space="preserve">- </w:t>
-      </w:r>
+        <w:t>, Collect</w:t>
+      </w:r>
+      <w:r>
+        <w:rPr>
+          <w:rFonts w:hint="eastAsia"/>
+        </w:rPr>
+        <w:t xml:space="preserve">: </w:t>
+      </w:r>
+      <w:r>
+        <w:rPr>
+          <w:rFonts w:hint="eastAsia"/>
+        </w:rPr>
+        <w:t>스크랩/도구를</w:t>
+      </w:r>
+      <w:r>
+        <w:rPr>
+          <w:rFonts w:hint="eastAsia"/>
+        </w:rPr>
+        <w:t xml:space="preserve"> 주워서 인벤토리/툴바에 넣기</w:t>
+      </w:r>
+    </w:p>
+    <w:p>
+      <w:pPr>
+        <w:ind w:left="800" w:firstLine="800"/>
+      </w:pPr>
       <w:r>
         <w:rPr>
           <w:rFonts w:hint="eastAsia"/>
           <w:b/>
           <w:bCs/>
         </w:rPr>
-        <w:t>송금</w:t>
-      </w:r>
-      <w:r>
-        <w:rPr>
-          <w:rFonts w:hint="eastAsia"/>
-        </w:rPr>
-        <w:t xml:space="preserve">: </w:t>
-      </w:r>
-      <w:r>
-        <w:rPr>
-          <w:rFonts w:hint="eastAsia"/>
-        </w:rPr>
-        <w:t>크레딧 보내기</w:t>
-      </w:r>
-    </w:p>
-    <w:p>
-      <w:pPr>
-        <w:ind w:firstLine="800"/>
-        <w:rPr>
-          <w:sz w:val="24"/>
-        </w:rPr>
-      </w:pPr>
-      <w:r>
-        <w:rPr>
-          <w:rFonts w:hint="eastAsia"/>
-          <w:sz w:val="24"/>
-        </w:rPr>
-        <w:t xml:space="preserve">- </w:t>
-      </w:r>
-      <w:r>
-        <w:rPr>
-          <w:rFonts w:hint="eastAsia"/>
-          <w:sz w:val="24"/>
-        </w:rPr>
-        <w:t>판 수 제한</w:t>
-      </w:r>
-      <w:r>
-        <w:rPr>
-          <w:rFonts w:hint="eastAsia"/>
-          <w:sz w:val="24"/>
-        </w:rPr>
-        <w:t>:</w:t>
-      </w:r>
-    </w:p>
-    <w:p>
-      <w:pPr>
-        <w:ind w:left="1600" w:firstLine="5"/>
-      </w:pPr>
-      <w:r>
-        <w:rPr>
-          <w:rFonts w:hint="eastAsia"/>
-        </w:rPr>
-        <w:t xml:space="preserve">- </w:t>
-      </w:r>
-      <w:r>
-        <w:rPr>
-          <w:rFonts w:hint="eastAsia"/>
-        </w:rPr>
-        <w:t>판 수</w:t>
-      </w:r>
-      <w:r>
-        <w:rPr>
-          <w:rFonts w:hint="eastAsia"/>
-        </w:rPr>
-        <w:t xml:space="preserve"> 제한</w:t>
-      </w:r>
-      <w:r>
-        <w:rPr>
-          <w:rFonts w:hint="eastAsia"/>
-        </w:rPr>
-        <w:t>이 있는 경우(n판 이내에 클리어</w:t>
-      </w:r>
-      <w:r>
-        <w:rPr>
-          <w:rFonts w:hint="eastAsia"/>
-        </w:rPr>
-        <w:t>, 이번 판 안에 클리어</w:t>
-      </w:r>
-      <w:r>
-        <w:rPr>
-          <w:rFonts w:hint="eastAsia"/>
-        </w:rPr>
-        <w:t>), 기한 내에 해당 퀘스트를 성공해야 함</w:t>
-      </w:r>
-    </w:p>
-    <w:p>
-      <w:pPr>
-        <w:rPr>
-          <w:sz w:val="24"/>
-        </w:rPr>
-      </w:pPr>
-      <w:r>
-        <w:tab/>
-      </w:r>
-      <w:r>
-        <w:rPr>
-          <w:rFonts w:hint="eastAsia"/>
-          <w:sz w:val="24"/>
-        </w:rPr>
-        <w:t>- 보상</w:t>
-      </w:r>
-      <w:r>
-        <w:rPr>
-          <w:rFonts w:hint="eastAsia"/>
-          <w:sz w:val="24"/>
-        </w:rPr>
-        <w:t>:</w:t>
-      </w:r>
-    </w:p>
-    <w:p>
-      <w:r>
-        <w:tab/>
-      </w:r>
-      <w:r>
-        <w:tab/>
-      </w:r>
-      <w:r>
-        <w:rPr>
-          <w:rFonts w:hint="eastAsia"/>
-        </w:rPr>
-        <w:t xml:space="preserve">- 퀘스트 </w:t>
-      </w:r>
-      <w:r>
-        <w:rPr>
-          <w:rFonts w:hint="eastAsia"/>
-        </w:rPr>
-        <w:t>성공</w:t>
-      </w:r>
-      <w:r>
-        <w:rPr>
-          <w:rFonts w:hint="eastAsia"/>
-        </w:rPr>
-        <w:t xml:space="preserve"> 후, 퀘스트 창에서 </w:t>
-      </w:r>
-      <w:r>
-        <w:t>‘</w:t>
-      </w:r>
-      <w:r>
-        <w:rPr>
-          <w:rFonts w:hint="eastAsia"/>
-        </w:rPr>
-        <w:t>보상 수령</w:t>
-      </w:r>
-      <w:r>
-        <w:t>’</w:t>
-      </w:r>
-      <w:r>
-        <w:rPr>
-          <w:rFonts w:hint="eastAsia"/>
-        </w:rPr>
-        <w:t xml:space="preserve"> 버튼을 눌러 수령함</w:t>
-      </w:r>
-    </w:p>
-    <w:p>
-      <w:pPr>
-        <w:rPr>
+        <w:t>- 판매, Sell</w:t>
+      </w:r>
+      <w:r>
+        <w:rPr>
+          <w:rFonts w:hint="eastAsia"/>
+        </w:rPr>
+        <w:t xml:space="preserve">: 특정 </w:t>
+      </w:r>
+      <w:r>
+        <w:rPr>
+          <w:rFonts w:hint="eastAsia"/>
+        </w:rPr>
+        <w:t>스크랩</w:t>
+      </w:r>
+      <w:r>
+        <w:rPr>
+          <w:rFonts w:hint="eastAsia"/>
+        </w:rPr>
+        <w:t>을 판매기에 팔거나, 특정 금액</w:t>
+      </w:r>
+      <w:r>
+        <w:rPr>
+          <w:rFonts w:hint="eastAsia"/>
+        </w:rPr>
+        <w:t xml:space="preserve"> 이상</w:t>
+      </w:r>
+      <w:r>
+        <w:rPr>
+          <w:rFonts w:hint="eastAsia"/>
+        </w:rPr>
+        <w:t xml:space="preserve"> </w:t>
+      </w:r>
+      <w:r>
+        <w:rPr>
+          <w:rFonts w:hint="eastAsia"/>
+        </w:rPr>
+        <w:t>팔</w:t>
+      </w:r>
+      <w:r>
+        <w:rPr>
+          <w:rFonts w:hint="eastAsia"/>
+        </w:rPr>
+        <w:t>기</w:t>
+      </w:r>
+    </w:p>
+    <w:p>
+      <w:pPr>
+        <w:ind w:left="1600"/>
+      </w:pPr>
+      <w:r>
+        <w:rPr>
+          <w:rFonts w:hint="eastAsia"/>
+        </w:rPr>
+        <w:t>-</w:t>
+      </w:r>
+      <w:r>
+        <w:rPr>
+          <w:rFonts w:hint="eastAsia"/>
+        </w:rPr>
+        <w:t xml:space="preserve"> </w:t>
+      </w:r>
+      <w:r>
+        <w:rPr>
+          <w:rFonts w:hint="eastAsia"/>
           <w:b/>
           <w:bCs/>
         </w:rPr>
-      </w:pPr>
-      <w:r>
-        <w:tab/>
-      </w:r>
-      <w:r>
-        <w:tab/>
-      </w:r>
-      <w:r>
-        <w:rPr>
-          <w:rFonts w:hint="eastAsia"/>
-        </w:rPr>
-        <w:t xml:space="preserve">- </w:t>
+        <w:t>심부름</w:t>
       </w:r>
       <w:r>
         <w:rPr>
@@ -669,15 +425,79 @@
           <w:b/>
           <w:bCs/>
         </w:rPr>
-        <w:t xml:space="preserve">보상 목록: </w:t>
-      </w:r>
-      <w:r>
-        <w:rPr>
-          <w:rFonts w:hint="eastAsia"/>
+        <w:t>, C</w:t>
+      </w:r>
+      <w:r>
+        <w:rPr>
           <w:b/>
           <w:bCs/>
         </w:rPr>
-        <w:t>크레딧,</w:t>
+        <w:t>ourier</w:t>
+      </w:r>
+      <w:r>
+        <w:rPr>
+          <w:rFonts w:hint="eastAsia"/>
+        </w:rPr>
+        <w:t>: 특정 아이템을 기지(Base)</w:t>
+      </w:r>
+      <w:r>
+        <w:rPr>
+          <w:rFonts w:hint="eastAsia"/>
+        </w:rPr>
+        <w:t>에 가져다 놓기</w:t>
+      </w:r>
+      <w:r>
+        <w:rPr>
+          <w:rFonts w:hint="eastAsia"/>
+        </w:rPr>
+        <w:t>(</w:t>
+      </w:r>
+      <w:r>
+        <w:rPr>
+          <w:rFonts w:hint="eastAsia"/>
+        </w:rPr>
+        <w:t xml:space="preserve">= </w:t>
+      </w:r>
+      <w:r>
+        <w:rPr>
+          <w:rFonts w:hint="eastAsia"/>
+        </w:rPr>
+        <w:t xml:space="preserve">기지 </w:t>
+      </w:r>
+      <w:r>
+        <w:rPr>
+          <w:rFonts w:hint="eastAsia"/>
+        </w:rPr>
+        <w:t>안</w:t>
+      </w:r>
+      <w:r>
+        <w:rPr>
+          <w:rFonts w:hint="eastAsia"/>
+        </w:rPr>
+        <w:t>에 특정 아이템</w:t>
+      </w:r>
+      <w:r>
+        <w:rPr>
+          <w:rFonts w:hint="eastAsia"/>
+        </w:rPr>
+        <w:t xml:space="preserve"> </w:t>
+      </w:r>
+      <w:r>
+        <w:rPr>
+          <w:rFonts w:hint="eastAsia"/>
+        </w:rPr>
+        <w:t>버리기)</w:t>
+      </w:r>
+    </w:p>
+    <w:p>
+      <w:pPr>
+        <w:ind w:left="1600" w:firstLine="5"/>
+      </w:pPr>
+      <w:r>
+        <w:rPr>
+          <w:rFonts w:hint="eastAsia"/>
+        </w:rPr>
+        <w:t xml:space="preserve">- </w:t>
       </w:r>
       <w:r>
         <w:rPr>
@@ -685,7 +505,7 @@
           <w:b/>
           <w:bCs/>
         </w:rPr>
-        <w:t xml:space="preserve"> HP,</w:t>
+        <w:t>상호작용</w:t>
       </w:r>
       <w:r>
         <w:rPr>
@@ -693,23 +513,61 @@
           <w:b/>
           <w:bCs/>
         </w:rPr>
-        <w:t xml:space="preserve"> 아이템(스크랩과 도구)</w:t>
-      </w:r>
-    </w:p>
-    <w:p>
-      <w:r>
-        <w:rPr>
+        <w:t>, Interact</w:t>
+      </w:r>
+      <w:r>
+        <w:rPr>
+          <w:rFonts w:hint="eastAsia"/>
+        </w:rPr>
+        <w:t>: 특정 도구</w:t>
+      </w:r>
+      <w:r>
+        <w:rPr>
+          <w:rFonts w:hint="eastAsia"/>
+        </w:rPr>
+        <w:t>를 특정 횟수만큼</w:t>
+      </w:r>
+      <w:r>
+        <w:rPr>
+          <w:rFonts w:hint="eastAsia"/>
+        </w:rPr>
+        <w:t xml:space="preserve"> 사용하기</w:t>
+      </w:r>
+      <w:r>
+        <w:rPr>
+          <w:rFonts w:hint="eastAsia"/>
+        </w:rPr>
+        <w:t>, 특정 큐브에 있는 판매기 사용하기</w:t>
+      </w:r>
+    </w:p>
+    <w:p>
+      <w:r>
+        <w:tab/>
+      </w:r>
+      <w:r>
+        <w:tab/>
+      </w:r>
+      <w:r>
+        <w:rPr>
+          <w:rFonts w:hint="eastAsia"/>
+        </w:rPr>
+        <w:t xml:space="preserve">- </w:t>
+      </w:r>
+      <w:r>
+        <w:rPr>
+          <w:rFonts w:hint="eastAsia"/>
           <w:b/>
           <w:bCs/>
         </w:rPr>
-        <w:tab/>
-      </w:r>
-      <w:r>
-        <w:rPr>
+        <w:t>송금</w:t>
+      </w:r>
+      <w:r>
+        <w:rPr>
+          <w:rFonts w:hint="eastAsia"/>
           <w:b/>
           <w:bCs/>
         </w:rPr>
-        <w:tab/>
+        <w:t xml:space="preserve">, </w:t>
       </w:r>
       <w:r>
         <w:rPr>
@@ -717,7 +575,7 @@
           <w:b/>
           <w:bCs/>
         </w:rPr>
-        <w:t xml:space="preserve">- </w:t>
+        <w:t>R</w:t>
       </w:r>
       <w:r>
         <w:rPr>
@@ -725,6 +583,240 @@
           <w:b/>
           <w:bCs/>
         </w:rPr>
+        <w:t>emit</w:t>
+      </w:r>
+      <w:r>
+        <w:rPr>
+          <w:rFonts w:hint="eastAsia"/>
+        </w:rPr>
+        <w:t xml:space="preserve">: </w:t>
+      </w:r>
+      <w:r>
+        <w:rPr>
+          <w:rFonts w:hint="eastAsia"/>
+        </w:rPr>
+        <w:t>크레딧 보내기</w:t>
+      </w:r>
+    </w:p>
+    <w:p>
+      <w:pPr>
+        <w:ind w:firstLine="800"/>
+        <w:rPr>
+          <w:sz w:val="24"/>
+        </w:rPr>
+      </w:pPr>
+      <w:r>
+        <w:rPr>
+          <w:rFonts w:hint="eastAsia"/>
+          <w:sz w:val="24"/>
+        </w:rPr>
+        <w:t xml:space="preserve">- </w:t>
+      </w:r>
+      <w:r>
+        <w:rPr>
+          <w:rFonts w:hint="eastAsia"/>
+          <w:sz w:val="24"/>
+        </w:rPr>
+        <w:t>판 수 제한</w:t>
+      </w:r>
+      <w:r>
+        <w:rPr>
+          <w:rFonts w:hint="eastAsia"/>
+          <w:sz w:val="24"/>
+        </w:rPr>
+        <w:t>:</w:t>
+      </w:r>
+    </w:p>
+    <w:p>
+      <w:pPr>
+        <w:ind w:left="1600" w:firstLine="5"/>
+      </w:pPr>
+      <w:r>
+        <w:rPr>
+          <w:rFonts w:hint="eastAsia"/>
+        </w:rPr>
+        <w:t xml:space="preserve">- </w:t>
+      </w:r>
+      <w:r>
+        <w:rPr>
+          <w:rFonts w:hint="eastAsia"/>
+        </w:rPr>
+        <w:t>판 수</w:t>
+      </w:r>
+      <w:r>
+        <w:rPr>
+          <w:rFonts w:hint="eastAsia"/>
+        </w:rPr>
+        <w:t xml:space="preserve"> 제한</w:t>
+      </w:r>
+      <w:r>
+        <w:rPr>
+          <w:rFonts w:hint="eastAsia"/>
+        </w:rPr>
+        <w:t>이 있는 경우(n판 이내에 클리어</w:t>
+      </w:r>
+      <w:r>
+        <w:rPr>
+          <w:rFonts w:hint="eastAsia"/>
+        </w:rPr>
+        <w:t>, 이번 판 안에 클리어</w:t>
+      </w:r>
+      <w:r>
+        <w:rPr>
+          <w:rFonts w:hint="eastAsia"/>
+        </w:rPr>
+        <w:t>), 기한 내에 해당 퀘스트를 성공해야 함</w:t>
+      </w:r>
+    </w:p>
+    <w:p>
+      <w:pPr>
+        <w:rPr>
+          <w:sz w:val="24"/>
+        </w:rPr>
+      </w:pPr>
+      <w:r>
+        <w:tab/>
+      </w:r>
+      <w:r>
+        <w:rPr>
+          <w:rFonts w:hint="eastAsia"/>
+          <w:sz w:val="24"/>
+        </w:rPr>
+        <w:t>- 보상</w:t>
+      </w:r>
+      <w:r>
+        <w:rPr>
+          <w:rFonts w:hint="eastAsia"/>
+          <w:sz w:val="24"/>
+        </w:rPr>
+        <w:t>:</w:t>
+      </w:r>
+    </w:p>
+    <w:p>
+      <w:r>
+        <w:tab/>
+      </w:r>
+      <w:r>
+        <w:tab/>
+      </w:r>
+      <w:r>
+        <w:rPr>
+          <w:rFonts w:hint="eastAsia"/>
+        </w:rPr>
+        <w:t xml:space="preserve">- 퀘스트 </w:t>
+      </w:r>
+      <w:r>
+        <w:rPr>
+          <w:rFonts w:hint="eastAsia"/>
+        </w:rPr>
+        <w:t>성공</w:t>
+      </w:r>
+      <w:r>
+        <w:rPr>
+          <w:rFonts w:hint="eastAsia"/>
+        </w:rPr>
+        <w:t xml:space="preserve"> 후, 퀘스트 창에서 </w:t>
+      </w:r>
+      <w:r>
+        <w:t>‘</w:t>
+      </w:r>
+      <w:r>
+        <w:rPr>
+          <w:rFonts w:hint="eastAsia"/>
+        </w:rPr>
+        <w:t>보상 수령</w:t>
+      </w:r>
+      <w:r>
+        <w:t>’</w:t>
+      </w:r>
+      <w:r>
+        <w:rPr>
+          <w:rFonts w:hint="eastAsia"/>
+        </w:rPr>
+        <w:t xml:space="preserve"> 버튼을 눌러 수령함</w:t>
+      </w:r>
+    </w:p>
+    <w:p>
+      <w:pPr>
+        <w:rPr>
+          <w:b/>
+          <w:bCs/>
+        </w:rPr>
+      </w:pPr>
+      <w:r>
+        <w:tab/>
+      </w:r>
+      <w:r>
+        <w:tab/>
+      </w:r>
+      <w:r>
+        <w:rPr>
+          <w:rFonts w:hint="eastAsia"/>
+        </w:rPr>
+        <w:t xml:space="preserve">- </w:t>
+      </w:r>
+      <w:r>
+        <w:rPr>
+          <w:rFonts w:hint="eastAsia"/>
+          <w:b/>
+          <w:bCs/>
+        </w:rPr>
+        <w:t xml:space="preserve">보상 목록: </w:t>
+      </w:r>
+      <w:r>
+        <w:rPr>
+          <w:rFonts w:hint="eastAsia"/>
+          <w:b/>
+          <w:bCs/>
+        </w:rPr>
+        <w:t>크레딧,</w:t>
+      </w:r>
+      <w:r>
+        <w:rPr>
+          <w:rFonts w:hint="eastAsia"/>
+          <w:b/>
+          <w:bCs/>
+        </w:rPr>
+        <w:t xml:space="preserve"> HP,</w:t>
+      </w:r>
+      <w:r>
+        <w:rPr>
+          <w:rFonts w:hint="eastAsia"/>
+          <w:b/>
+          <w:bCs/>
+        </w:rPr>
+        <w:t xml:space="preserve"> 아이템(스크랩과 도구)</w:t>
+      </w:r>
+    </w:p>
+    <w:p>
+      <w:r>
+        <w:rPr>
+          <w:b/>
+          <w:bCs/>
+        </w:rPr>
+        <w:tab/>
+      </w:r>
+      <w:r>
+        <w:rPr>
+          <w:b/>
+          <w:bCs/>
+        </w:rPr>
+        <w:tab/>
+      </w:r>
+      <w:r>
+        <w:rPr>
+          <w:rFonts w:hint="eastAsia"/>
+          <w:b/>
+          <w:bCs/>
+        </w:rPr>
+        <w:t xml:space="preserve">- </w:t>
+      </w:r>
+      <w:r>
+        <w:rPr>
+          <w:rFonts w:hint="eastAsia"/>
+          <w:b/>
+          <w:bCs/>
+        </w:rPr>
         <w:t>보상 수령: 공통</w:t>
       </w:r>
     </w:p>
@@ -736,6 +828,7 @@
         <w:rPr>
           <w:rFonts w:hint="eastAsia"/>
         </w:rPr>
+        <w:lastRenderedPageBreak/>
         <w:t>아이템(스크랩, 도구): 해당 아이템이</w:t>
       </w:r>
       <w:r>
@@ -754,15 +847,11 @@
     <w:p>
       <w:pPr>
         <w:ind w:left="2395"/>
-        <w:rPr>
-          <w:rFonts w:hint="eastAsia"/>
-        </w:rPr>
-      </w:pPr>
-      <w:r>
-        <w:rPr>
-          <w:rFonts w:hint="eastAsia"/>
-        </w:rPr>
-        <w:lastRenderedPageBreak/>
+      </w:pPr>
+      <w:r>
+        <w:rPr>
+          <w:rFonts w:hint="eastAsia"/>
+        </w:rPr>
         <w:t>HP: 모든 플레이어의 HP가 변화. 단, HP의 최소/최대 이상으로 감소/증가할 수 없음</w:t>
       </w:r>
       <w:r>
@@ -775,9 +864,6 @@
     <w:p>
       <w:pPr>
         <w:ind w:left="2395"/>
-        <w:rPr>
-          <w:rFonts w:hint="eastAsia"/>
-        </w:rPr>
       </w:pPr>
       <w:r>
         <w:rPr>
@@ -916,7 +1002,6 @@
     <w:p>
       <w:pPr>
         <w:rPr>
-          <w:rFonts w:hint="eastAsia"/>
           <w:sz w:val="24"/>
         </w:rPr>
       </w:pPr>
@@ -938,7 +1023,6 @@
       <w:pPr>
         <w:jc w:val="center"/>
         <w:rPr>
-          <w:rFonts w:hint="eastAsia"/>
           <w:sz w:val="24"/>
         </w:rPr>
       </w:pPr>
@@ -1242,6 +1326,7 @@
           <w:rFonts w:hint="eastAsia"/>
           <w:sz w:val="24"/>
         </w:rPr>
+        <w:lastRenderedPageBreak/>
         <w:t xml:space="preserve">- </w:t>
       </w:r>
       <w:r>
@@ -2203,6 +2288,7 @@
   <w:style w:type="character" w:default="1" w:styleId="a0">
     <w:name w:val="Default Paragraph Font"/>
     <w:uiPriority w:val="1"/>
+    <w:semiHidden/>
     <w:unhideWhenUsed/>
   </w:style>
   <w:style w:type="table" w:default="1" w:styleId="a1">

--- a/기획/퀘스트 시스템과 퀘스트 창.docx
+++ b/기획/퀘스트 시스템과 퀘스트 창.docx
@@ -32,8 +32,18 @@
           <w:sz w:val="36"/>
           <w:szCs w:val="36"/>
         </w:rPr>
-        <w:t>과 퀘스트창</w:t>
-      </w:r>
+        <w:t xml:space="preserve">과 </w:t>
+      </w:r>
+      <w:proofErr w:type="spellStart"/>
+      <w:r>
+        <w:rPr>
+          <w:rFonts w:hint="eastAsia"/>
+          <w:sz w:val="36"/>
+          <w:szCs w:val="36"/>
+        </w:rPr>
+        <w:t>퀘스트창</w:t>
+      </w:r>
+      <w:proofErr w:type="spellEnd"/>
     </w:p>
     <w:p/>
     <w:p>
@@ -106,6 +116,7 @@
         </w:rPr>
         <w:t xml:space="preserve">키 입력하면 </w:t>
       </w:r>
+      <w:proofErr w:type="spellStart"/>
       <w:r>
         <w:rPr>
           <w:rFonts w:hint="eastAsia"/>
@@ -113,12 +124,14 @@
         </w:rPr>
         <w:t>퀘스트창</w:t>
       </w:r>
+      <w:proofErr w:type="spellEnd"/>
       <w:r>
         <w:rPr>
           <w:sz w:val="24"/>
         </w:rPr>
         <w:t xml:space="preserve"> 나옴, </w:t>
       </w:r>
+      <w:proofErr w:type="spellStart"/>
       <w:r>
         <w:rPr>
           <w:rFonts w:hint="eastAsia"/>
@@ -130,7 +143,14 @@
         <w:rPr>
           <w:sz w:val="24"/>
         </w:rPr>
-        <w:t xml:space="preserve">창에서 </w:t>
+        <w:t>창에서</w:t>
+      </w:r>
+      <w:proofErr w:type="spellEnd"/>
+      <w:r>
+        <w:rPr>
+          <w:sz w:val="24"/>
+        </w:rPr>
+        <w:t xml:space="preserve"> </w:t>
       </w:r>
       <w:r>
         <w:rPr>
@@ -143,8 +163,16 @@
         <w:rPr>
           <w:sz w:val="24"/>
         </w:rPr>
-        <w:t>키나 ESC키 누르면 나가짐</w:t>
-      </w:r>
+        <w:t xml:space="preserve">키나 ESC키 누르면 </w:t>
+      </w:r>
+      <w:proofErr w:type="spellStart"/>
+      <w:r>
+        <w:rPr>
+          <w:sz w:val="24"/>
+        </w:rPr>
+        <w:t>나가짐</w:t>
+      </w:r>
+      <w:proofErr w:type="spellEnd"/>
     </w:p>
     <w:p>
       <w:pPr>
@@ -337,7 +365,21 @@
         <w:rPr>
           <w:rFonts w:hint="eastAsia"/>
         </w:rPr>
-        <w:t xml:space="preserve"> 주워서 인벤토리/툴바에 넣기</w:t>
+        <w:t xml:space="preserve"> 주워서 인벤토리/</w:t>
+      </w:r>
+      <w:proofErr w:type="spellStart"/>
+      <w:r>
+        <w:rPr>
+          <w:rFonts w:hint="eastAsia"/>
+        </w:rPr>
+        <w:t>툴바에</w:t>
+      </w:r>
+      <w:proofErr w:type="spellEnd"/>
+      <w:r>
+        <w:rPr>
+          <w:rFonts w:hint="eastAsia"/>
+        </w:rPr>
+        <w:t xml:space="preserve"> 넣기</w:t>
       </w:r>
     </w:p>
     <w:p>
@@ -533,12 +575,6 @@
         </w:rPr>
         <w:t xml:space="preserve"> 사용하기</w:t>
       </w:r>
-      <w:r>
-        <w:rPr>
-          <w:rFonts w:hint="eastAsia"/>
-        </w:rPr>
-        <w:t>, 특정 큐브에 있는 판매기 사용하기</w:t>
-      </w:r>
     </w:p>
     <w:p>
       <w:r>
@@ -875,7 +911,21 @@
         <w:rPr>
           <w:rFonts w:hint="eastAsia"/>
         </w:rPr>
-        <w:t>현재 보유 중인 크레딧에 추가됨</w:t>
+        <w:t xml:space="preserve">현재 보유 중인 </w:t>
+      </w:r>
+      <w:proofErr w:type="spellStart"/>
+      <w:r>
+        <w:rPr>
+          <w:rFonts w:hint="eastAsia"/>
+        </w:rPr>
+        <w:t>크레딧에</w:t>
+      </w:r>
+      <w:proofErr w:type="spellEnd"/>
+      <w:r>
+        <w:rPr>
+          <w:rFonts w:hint="eastAsia"/>
+        </w:rPr>
+        <w:t xml:space="preserve"> 추가됨</w:t>
       </w:r>
     </w:p>
     <w:p>
@@ -1023,106 +1073,104 @@
       <w:pPr>
         <w:jc w:val="center"/>
         <w:rPr>
-          <w:sz w:val="24"/>
-        </w:rPr>
-      </w:pPr>
-      <w:r>
-        <w:rPr>
-          <w:rFonts w:hint="eastAsia"/>
-          <w:sz w:val="24"/>
-        </w:rPr>
-        <w:t>*모든 퀘스트(메인/서브)는 공통으로 제공됨*</w:t>
-      </w:r>
-    </w:p>
-    <w:p>
-      <w:pPr>
-        <w:pStyle w:val="2"/>
-      </w:pPr>
-      <w:r>
-        <w:rPr>
-          <w:rFonts w:hint="eastAsia"/>
-        </w:rPr>
-        <w:t xml:space="preserve">메인 퀘스트: </w:t>
-      </w:r>
-    </w:p>
-    <w:p>
-      <w:pPr>
-        <w:ind w:left="800"/>
-        <w:rPr>
-          <w:sz w:val="24"/>
-        </w:rPr>
-      </w:pPr>
-      <w:r>
-        <w:rPr>
-          <w:rFonts w:hint="eastAsia"/>
-          <w:sz w:val="24"/>
-        </w:rPr>
-        <w:t xml:space="preserve">- </w:t>
-      </w:r>
-      <w:r>
-        <w:rPr>
-          <w:rFonts w:hint="eastAsia"/>
-          <w:sz w:val="24"/>
-        </w:rPr>
-        <w:t xml:space="preserve">이전에 받은 퀘스트를 </w:t>
-      </w:r>
-      <w:r>
-        <w:rPr>
-          <w:rFonts w:hint="eastAsia"/>
-          <w:sz w:val="24"/>
-        </w:rPr>
-        <w:t>성공</w:t>
-      </w:r>
-      <w:r>
-        <w:rPr>
-          <w:rFonts w:hint="eastAsia"/>
-          <w:sz w:val="24"/>
-        </w:rPr>
-        <w:t>하기 전까지 갱신되지 않음</w:t>
-      </w:r>
-      <w:r>
-        <w:rPr>
-          <w:rFonts w:hint="eastAsia"/>
-          <w:sz w:val="24"/>
-        </w:rPr>
-        <w:t xml:space="preserve">. </w:t>
-      </w:r>
-      <w:r>
-        <w:rPr>
-          <w:sz w:val="24"/>
-        </w:rPr>
-        <w:br/>
-      </w:r>
-      <w:r>
-        <w:rPr>
-          <w:rFonts w:hint="eastAsia"/>
-          <w:sz w:val="24"/>
-        </w:rPr>
-        <w:t>메인 퀘스트는 기한 제한 없음</w:t>
-      </w:r>
-    </w:p>
-    <w:p>
-      <w:pPr>
-        <w:ind w:firstLine="800"/>
-        <w:rPr>
-          <w:sz w:val="24"/>
-        </w:rPr>
-      </w:pPr>
-      <w:r>
-        <w:rPr>
-          <w:rFonts w:hint="eastAsia"/>
-          <w:sz w:val="24"/>
-        </w:rPr>
-        <w:t xml:space="preserve">- </w:t>
-      </w:r>
-      <w:r>
-        <w:rPr>
-          <w:rFonts w:hint="eastAsia"/>
           <w:b/>
           <w:bCs/>
           <w:sz w:val="24"/>
         </w:rPr>
-        <w:t>메인퀘는 순서대로 제공됨</w:t>
+      </w:pPr>
+      <w:r>
+        <w:rPr>
+          <w:rFonts w:hint="eastAsia"/>
+          <w:b/>
+          <w:bCs/>
+          <w:sz w:val="24"/>
+        </w:rPr>
+        <w:t>*모든 퀘스트(메인/서브)는 공통으로</w:t>
+      </w:r>
+      <w:r>
+        <w:rPr>
+          <w:rFonts w:hint="eastAsia"/>
+          <w:b/>
+          <w:bCs/>
+          <w:sz w:val="24"/>
+        </w:rPr>
+        <w:t>, 순서대로</w:t>
+      </w:r>
+      <w:r>
+        <w:rPr>
+          <w:rFonts w:hint="eastAsia"/>
+          <w:b/>
+          <w:bCs/>
+          <w:sz w:val="24"/>
+        </w:rPr>
+        <w:t xml:space="preserve"> 제공됨*</w:t>
+      </w:r>
+    </w:p>
+    <w:p>
+      <w:pPr>
+        <w:pStyle w:val="2"/>
+      </w:pPr>
+      <w:r>
+        <w:rPr>
+          <w:rFonts w:hint="eastAsia"/>
+        </w:rPr>
+        <w:t xml:space="preserve">메인 퀘스트: </w:t>
+      </w:r>
+    </w:p>
+    <w:p>
+      <w:pPr>
+        <w:ind w:left="800"/>
+        <w:rPr>
+          <w:sz w:val="24"/>
+        </w:rPr>
+      </w:pPr>
+      <w:r>
+        <w:rPr>
+          <w:rFonts w:hint="eastAsia"/>
+          <w:sz w:val="24"/>
+        </w:rPr>
+        <w:t xml:space="preserve">- </w:t>
+      </w:r>
+      <w:r>
+        <w:rPr>
+          <w:rFonts w:hint="eastAsia"/>
+          <w:sz w:val="24"/>
+        </w:rPr>
+        <w:t xml:space="preserve">이전에 받은 퀘스트를 </w:t>
+      </w:r>
+      <w:r>
+        <w:rPr>
+          <w:rFonts w:hint="eastAsia"/>
+          <w:sz w:val="24"/>
+        </w:rPr>
+        <w:t>성공</w:t>
+      </w:r>
+      <w:r>
+        <w:rPr>
+          <w:rFonts w:hint="eastAsia"/>
+          <w:sz w:val="24"/>
+        </w:rPr>
+        <w:t>하기 전까지 갱신되지 않음</w:t>
+      </w:r>
+      <w:r>
+        <w:rPr>
+          <w:rFonts w:hint="eastAsia"/>
+          <w:sz w:val="24"/>
+        </w:rPr>
+        <w:t xml:space="preserve">. </w:t>
+      </w:r>
+      <w:r>
+        <w:rPr>
+          <w:sz w:val="24"/>
+        </w:rPr>
+        <w:br/>
+      </w:r>
+      <w:r>
+        <w:rPr>
+          <w:rFonts w:hint="eastAsia"/>
+          <w:sz w:val="24"/>
+        </w:rPr>
+        <w:t>메인 퀘스트는 기한 제한 없음</w:t>
       </w:r>
     </w:p>
     <w:p>
@@ -1239,6 +1287,7 @@
         </w:rPr>
         <w:t xml:space="preserve">완료된 </w:t>
       </w:r>
+      <w:proofErr w:type="spellStart"/>
       <w:r>
         <w:rPr>
           <w:rFonts w:hint="eastAsia"/>
@@ -1251,8 +1300,17 @@
           <w:rFonts w:hint="eastAsia"/>
           <w:sz w:val="24"/>
         </w:rPr>
-        <w:t xml:space="preserve">퀘가 새로운 </w:t>
-      </w:r>
+        <w:t>퀘가</w:t>
+      </w:r>
+      <w:proofErr w:type="spellEnd"/>
+      <w:r>
+        <w:rPr>
+          <w:rFonts w:hint="eastAsia"/>
+          <w:sz w:val="24"/>
+        </w:rPr>
+        <w:t xml:space="preserve"> 새로운 </w:t>
+      </w:r>
+      <w:proofErr w:type="spellStart"/>
       <w:r>
         <w:rPr>
           <w:rFonts w:hint="eastAsia"/>
@@ -1265,7 +1323,15 @@
           <w:rFonts w:hint="eastAsia"/>
           <w:sz w:val="24"/>
         </w:rPr>
-        <w:t xml:space="preserve">퀘로 </w:t>
+        <w:t>퀘로</w:t>
+      </w:r>
+      <w:proofErr w:type="spellEnd"/>
+      <w:r>
+        <w:rPr>
+          <w:rFonts w:hint="eastAsia"/>
+          <w:sz w:val="24"/>
+        </w:rPr>
+        <w:t xml:space="preserve"> </w:t>
       </w:r>
       <w:r>
         <w:rPr>
@@ -1289,15 +1355,48 @@
         </w:tabs>
         <w:ind w:left="800"/>
         <w:rPr>
-          <w:sz w:val="24"/>
-        </w:rPr>
-      </w:pPr>
-      <w:r>
-        <w:rPr>
-          <w:rFonts w:hint="eastAsia"/>
-          <w:sz w:val="24"/>
-        </w:rPr>
-        <w:t>(ex. 미완료 서브퀘스트 한 개, 완료 서브퀘스트 한 개인 경우, 새로 갱신되는</w:t>
+          <w:rFonts w:hint="eastAsia"/>
+          <w:sz w:val="24"/>
+        </w:rPr>
+      </w:pPr>
+      <w:r>
+        <w:rPr>
+          <w:rFonts w:hint="eastAsia"/>
+          <w:sz w:val="24"/>
+        </w:rPr>
+        <w:t xml:space="preserve">(ex. 미완료 </w:t>
+      </w:r>
+      <w:proofErr w:type="spellStart"/>
+      <w:r>
+        <w:rPr>
+          <w:rFonts w:hint="eastAsia"/>
+          <w:sz w:val="24"/>
+        </w:rPr>
+        <w:t>서브퀘스트</w:t>
+      </w:r>
+      <w:proofErr w:type="spellEnd"/>
+      <w:r>
+        <w:rPr>
+          <w:rFonts w:hint="eastAsia"/>
+          <w:sz w:val="24"/>
+        </w:rPr>
+        <w:t xml:space="preserve"> 한 개, 완료 </w:t>
+      </w:r>
+      <w:proofErr w:type="spellStart"/>
+      <w:r>
+        <w:rPr>
+          <w:rFonts w:hint="eastAsia"/>
+          <w:sz w:val="24"/>
+        </w:rPr>
+        <w:t>서브퀘스트</w:t>
+      </w:r>
+      <w:proofErr w:type="spellEnd"/>
+      <w:r>
+        <w:rPr>
+          <w:rFonts w:hint="eastAsia"/>
+          <w:sz w:val="24"/>
+        </w:rPr>
+        <w:t xml:space="preserve"> 한 개인 경우, 새로 갱신되는</w:t>
       </w:r>
       <w:r>
         <w:rPr>
@@ -1317,116 +1416,17 @@
     <w:p>
       <w:pPr>
         <w:ind w:left="800"/>
-        <w:rPr>
-          <w:sz w:val="24"/>
-        </w:rPr>
-      </w:pPr>
-      <w:r>
-        <w:rPr>
-          <w:rFonts w:hint="eastAsia"/>
-          <w:sz w:val="24"/>
+      </w:pPr>
+    </w:p>
+    <w:p>
+      <w:pPr>
+        <w:pStyle w:val="2"/>
+      </w:pPr>
+      <w:r>
+        <w:rPr>
+          <w:rFonts w:hint="eastAsia"/>
         </w:rPr>
         <w:lastRenderedPageBreak/>
-        <w:t xml:space="preserve">- </w:t>
-      </w:r>
-      <w:r>
-        <w:rPr>
-          <w:rFonts w:hint="eastAsia"/>
-          <w:sz w:val="24"/>
-        </w:rPr>
-        <w:t>서브퀘는 랜덤하게 제공됨</w:t>
-      </w:r>
-      <w:r>
-        <w:rPr>
-          <w:rFonts w:hint="eastAsia"/>
-          <w:sz w:val="24"/>
-        </w:rPr>
-        <w:t xml:space="preserve">. 전체 서브퀘스트 중에 </w:t>
-      </w:r>
-      <w:r>
-        <w:rPr>
-          <w:rFonts w:hint="eastAsia"/>
-          <w:sz w:val="24"/>
-        </w:rPr>
-        <w:t>성</w:t>
-      </w:r>
-      <w:r>
-        <w:rPr>
-          <w:rFonts w:hint="eastAsia"/>
-          <w:sz w:val="24"/>
-        </w:rPr>
-        <w:t>공</w:t>
-      </w:r>
-      <w:r>
-        <w:rPr>
-          <w:rFonts w:hint="eastAsia"/>
-          <w:sz w:val="24"/>
-        </w:rPr>
-        <w:t xml:space="preserve">한 것을 </w:t>
-      </w:r>
-      <w:r>
-        <w:rPr>
-          <w:rFonts w:hint="eastAsia"/>
-          <w:sz w:val="24"/>
-        </w:rPr>
-        <w:t>제외한 나머지 서브퀘들</w:t>
-      </w:r>
-      <w:r>
-        <w:rPr>
-          <w:rFonts w:hint="eastAsia"/>
-          <w:sz w:val="24"/>
-        </w:rPr>
-        <w:t xml:space="preserve"> 중에서</w:t>
-      </w:r>
-      <w:r>
-        <w:rPr>
-          <w:rFonts w:hint="eastAsia"/>
-          <w:sz w:val="24"/>
-        </w:rPr>
-        <w:t xml:space="preserve"> 랜덤으로</w:t>
-      </w:r>
-      <w:r>
-        <w:rPr>
-          <w:rFonts w:hint="eastAsia"/>
-          <w:sz w:val="24"/>
-        </w:rPr>
-        <w:t xml:space="preserve"> </w:t>
-      </w:r>
-      <w:r>
-        <w:rPr>
-          <w:rFonts w:hint="eastAsia"/>
-          <w:sz w:val="24"/>
-        </w:rPr>
-        <w:t>제공</w:t>
-      </w:r>
-      <w:r>
-        <w:rPr>
-          <w:rFonts w:hint="eastAsia"/>
-          <w:sz w:val="24"/>
-        </w:rPr>
-        <w:t>함</w:t>
-      </w:r>
-      <w:r>
-        <w:rPr>
-          <w:rFonts w:hint="eastAsia"/>
-          <w:sz w:val="24"/>
-        </w:rPr>
-        <w:t>.</w:t>
-      </w:r>
-    </w:p>
-    <w:p>
-      <w:pPr>
-        <w:ind w:left="800"/>
-      </w:pPr>
-    </w:p>
-    <w:p>
-      <w:pPr>
-        <w:pStyle w:val="2"/>
-      </w:pPr>
-      <w:r>
-        <w:rPr>
-          <w:rFonts w:hint="eastAsia"/>
-        </w:rPr>
         <w:t>기타:</w:t>
       </w:r>
     </w:p>
